--- a/Axel/REPORTECAPACITACION/docs/Reporte_Capacitacion_Axel.docx
+++ b/Axel/REPORTECAPACITACION/docs/Reporte_Capacitacion_Axel.docx
@@ -373,7 +373,7 @@
           <w:color w:val="006FC0"/>
           <w:lang w:val="es-MX"/>
         </w:rPr>
-        <w:t>4</w:t>
+        <w:t>5</w:t>
       </w:r>
       <w:r>
         <w:rPr>
@@ -1066,12 +1066,12 @@
         </w:p>
       </w:sdtContent>
     </w:sdt>
-    <w:bookmarkStart w:id="0" w:name="_Toc232755717" w:displacedByCustomXml="prev"/>
-    <w:bookmarkStart w:id="1" w:name="_Toc232588035" w:displacedByCustomXml="prev"/>
-    <w:bookmarkStart w:id="2" w:name="_Toc232543711" w:displacedByCustomXml="prev"/>
-    <w:bookmarkStart w:id="3" w:name="_Toc232414829" w:displacedByCustomXml="prev"/>
-    <w:bookmarkStart w:id="4" w:name="_Toc232169542" w:displacedByCustomXml="prev"/>
-    <w:bookmarkStart w:id="5" w:name="_Toc232169371" w:displacedByCustomXml="prev"/>
+    <w:bookmarkStart w:id="0" w:name="_Toc232169371" w:displacedByCustomXml="prev"/>
+    <w:bookmarkStart w:id="1" w:name="_Toc232169542" w:displacedByCustomXml="prev"/>
+    <w:bookmarkStart w:id="2" w:name="_Toc232414829" w:displacedByCustomXml="prev"/>
+    <w:bookmarkStart w:id="3" w:name="_Toc232543711" w:displacedByCustomXml="prev"/>
+    <w:bookmarkStart w:id="4" w:name="_Toc232588035" w:displacedByCustomXml="prev"/>
+    <w:bookmarkStart w:id="5" w:name="_Toc232755717" w:displacedByCustomXml="prev"/>
     <w:p>
       <w:r>
         <w:t>.</w:t>
@@ -1136,15 +1136,7 @@
       </w:pPr>
       <w:r>
         <w:lastRenderedPageBreak/>
-        <w:t xml:space="preserve">Proceso de Capacitación a Miguel </w:t>
-      </w:r>
-      <w:proofErr w:type="spellStart"/>
-      <w:r>
-        <w:t>Adrian</w:t>
-      </w:r>
-      <w:proofErr w:type="spellEnd"/>
-      <w:r>
-        <w:t xml:space="preserve"> Rivera Jaime</w:t>
+        <w:t>Proceso de Capacitación a Miguel Adrian Rivera Jaime</w:t>
       </w:r>
     </w:p>
     <w:p>
@@ -1158,7 +1150,6 @@
       <w:r>
         <w:t xml:space="preserve">Fernando y Axel hicieron una ligera introducción de comandos Git, explicando brevemente que hace cada uno, para que se usa y en qué orden. Se habló sobre los comandos más utilizados (hasta el momento), se comentó sobre los comandos </w:t>
       </w:r>
-      <w:proofErr w:type="spellStart"/>
       <w:r>
         <w:rPr>
           <w:b/>
@@ -1166,9 +1157,11 @@
           <w:i/>
           <w:iCs/>
         </w:rPr>
-        <w:t>git</w:t>
-      </w:r>
-      <w:proofErr w:type="spellEnd"/>
+        <w:t>git add</w:t>
+      </w:r>
+      <w:r>
+        <w:t xml:space="preserve">, </w:t>
+      </w:r>
       <w:r>
         <w:rPr>
           <w:b/>
@@ -1176,9 +1169,11 @@
           <w:i/>
           <w:iCs/>
         </w:rPr>
-        <w:t xml:space="preserve"> </w:t>
-      </w:r>
-      <w:proofErr w:type="spellStart"/>
+        <w:t>git pull</w:t>
+      </w:r>
+      <w:r>
+        <w:t xml:space="preserve">, </w:t>
+      </w:r>
       <w:r>
         <w:rPr>
           <w:b/>
@@ -1186,13 +1181,11 @@
           <w:i/>
           <w:iCs/>
         </w:rPr>
-        <w:t>add</w:t>
-      </w:r>
-      <w:proofErr w:type="spellEnd"/>
+        <w:t>git push</w:t>
+      </w:r>
       <w:r>
         <w:t xml:space="preserve">, </w:t>
       </w:r>
-      <w:proofErr w:type="spellStart"/>
       <w:r>
         <w:rPr>
           <w:b/>
@@ -1200,9 +1193,8 @@
           <w:i/>
           <w:iCs/>
         </w:rPr>
-        <w:t>git</w:t>
-      </w:r>
-      <w:proofErr w:type="spellEnd"/>
+        <w:t>git fetch</w:t>
+      </w:r>
       <w:r>
         <w:rPr>
           <w:b/>
@@ -1210,9 +1202,11 @@
           <w:i/>
           <w:iCs/>
         </w:rPr>
-        <w:t xml:space="preserve"> </w:t>
-      </w:r>
-      <w:proofErr w:type="spellStart"/>
+        <w:t>, git clone</w:t>
+      </w:r>
+      <w:r>
+        <w:t xml:space="preserve"> y </w:t>
+      </w:r>
       <w:r>
         <w:rPr>
           <w:b/>
@@ -1220,140 +1214,8 @@
           <w:i/>
           <w:iCs/>
         </w:rPr>
-        <w:t>pull</w:t>
-      </w:r>
-      <w:proofErr w:type="spellEnd"/>
-      <w:r>
-        <w:t xml:space="preserve">, </w:t>
-      </w:r>
-      <w:proofErr w:type="spellStart"/>
-      <w:r>
-        <w:rPr>
-          <w:b/>
-          <w:bCs/>
-          <w:i/>
-          <w:iCs/>
-        </w:rPr>
-        <w:t>git</w:t>
-      </w:r>
-      <w:proofErr w:type="spellEnd"/>
-      <w:r>
-        <w:rPr>
-          <w:b/>
-          <w:bCs/>
-          <w:i/>
-          <w:iCs/>
-        </w:rPr>
-        <w:t xml:space="preserve"> </w:t>
-      </w:r>
-      <w:proofErr w:type="spellStart"/>
-      <w:r>
-        <w:rPr>
-          <w:b/>
-          <w:bCs/>
-          <w:i/>
-          <w:iCs/>
-        </w:rPr>
-        <w:t>push</w:t>
-      </w:r>
-      <w:proofErr w:type="spellEnd"/>
-      <w:r>
-        <w:t xml:space="preserve">, </w:t>
-      </w:r>
-      <w:proofErr w:type="spellStart"/>
-      <w:r>
-        <w:rPr>
-          <w:b/>
-          <w:bCs/>
-          <w:i/>
-          <w:iCs/>
-        </w:rPr>
-        <w:t>git</w:t>
-      </w:r>
-      <w:proofErr w:type="spellEnd"/>
-      <w:r>
-        <w:rPr>
-          <w:b/>
-          <w:bCs/>
-          <w:i/>
-          <w:iCs/>
-        </w:rPr>
-        <w:t xml:space="preserve"> </w:t>
-      </w:r>
-      <w:proofErr w:type="spellStart"/>
-      <w:r>
-        <w:rPr>
-          <w:b/>
-          <w:bCs/>
-          <w:i/>
-          <w:iCs/>
-        </w:rPr>
-        <w:t>fetch</w:t>
-      </w:r>
-      <w:proofErr w:type="spellEnd"/>
-      <w:r>
-        <w:rPr>
-          <w:b/>
-          <w:bCs/>
-          <w:i/>
-          <w:iCs/>
-        </w:rPr>
-        <w:t xml:space="preserve">, </w:t>
-      </w:r>
-      <w:proofErr w:type="spellStart"/>
-      <w:r>
-        <w:rPr>
-          <w:b/>
-          <w:bCs/>
-          <w:i/>
-          <w:iCs/>
-        </w:rPr>
-        <w:t>git</w:t>
-      </w:r>
-      <w:proofErr w:type="spellEnd"/>
-      <w:r>
-        <w:rPr>
-          <w:b/>
-          <w:bCs/>
-          <w:i/>
-          <w:iCs/>
-        </w:rPr>
-        <w:t xml:space="preserve"> clone</w:t>
-      </w:r>
-      <w:r>
-        <w:t xml:space="preserve"> y </w:t>
-      </w:r>
-      <w:proofErr w:type="spellStart"/>
-      <w:r>
-        <w:rPr>
-          <w:b/>
-          <w:bCs/>
-          <w:i/>
-          <w:iCs/>
-        </w:rPr>
-        <w:t>git</w:t>
-      </w:r>
-      <w:proofErr w:type="spellEnd"/>
-      <w:r>
-        <w:rPr>
-          <w:b/>
-          <w:bCs/>
-          <w:i/>
-          <w:iCs/>
-        </w:rPr>
-        <w:t xml:space="preserve"> </w:t>
-      </w:r>
-      <w:proofErr w:type="spellStart"/>
-      <w:r>
-        <w:rPr>
-          <w:b/>
-          <w:bCs/>
-          <w:i/>
-          <w:iCs/>
-        </w:rPr>
-        <w:t>init</w:t>
-      </w:r>
-      <w:proofErr w:type="spellEnd"/>
+        <w:t>git init</w:t>
+      </w:r>
       <w:r>
         <w:t>. También se utilizaron ciertas analogías para mejorar el entendimiento de algunos comandos y facilitar el entendimiento del compañero.</w:t>
       </w:r>
@@ -1372,7 +1234,6 @@
       <w:r>
         <w:t xml:space="preserve">con el comando </w:t>
       </w:r>
-      <w:proofErr w:type="spellStart"/>
       <w:r>
         <w:rPr>
           <w:b/>
@@ -1380,37 +1241,7 @@
           <w:i/>
           <w:iCs/>
         </w:rPr>
-        <w:t>git</w:t>
-      </w:r>
-      <w:proofErr w:type="spellEnd"/>
-      <w:r>
-        <w:rPr>
-          <w:b/>
-          <w:bCs/>
-          <w:i/>
-          <w:iCs/>
-        </w:rPr>
-        <w:t xml:space="preserve"> </w:t>
-      </w:r>
-      <w:proofErr w:type="spellStart"/>
-      <w:r>
-        <w:rPr>
-          <w:b/>
-          <w:bCs/>
-          <w:i/>
-          <w:iCs/>
-        </w:rPr>
-        <w:t>init</w:t>
-      </w:r>
-      <w:proofErr w:type="spellEnd"/>
-      <w:r>
-        <w:rPr>
-          <w:b/>
-          <w:bCs/>
-          <w:i/>
-          <w:iCs/>
-        </w:rPr>
-        <w:t xml:space="preserve"> </w:t>
+        <w:t xml:space="preserve">git init </w:t>
       </w:r>
       <w:r>
         <w:t xml:space="preserve">en donde se trabajará con el repositorio grupal proporcionado por el encargado de equipo. En este paso, el integrante a </w:t>
@@ -1433,15 +1264,9 @@
           <w:numId w:val="9"/>
         </w:numPr>
       </w:pPr>
-      <w:proofErr w:type="spellStart"/>
-      <w:r>
-        <w:t>Adrian</w:t>
-      </w:r>
-      <w:proofErr w:type="spellEnd"/>
-      <w:r>
-        <w:t xml:space="preserve">, miembro a capacitar, comenzó a aplicar la corta teoría en el orden especificado. Después de inicializar la carpeta, aplicó los siguientes comandos: </w:t>
-      </w:r>
-      <w:proofErr w:type="spellStart"/>
+      <w:r>
+        <w:t xml:space="preserve">Adrian, miembro a capacitar, comenzó a aplicar la corta teoría en el orden especificado. Después de inicializar la carpeta, aplicó los siguientes comandos: </w:t>
+      </w:r>
       <w:r>
         <w:rPr>
           <w:b/>
@@ -1449,217 +1274,7 @@
           <w:i/>
           <w:iCs/>
         </w:rPr>
-        <w:t>git</w:t>
-      </w:r>
-      <w:proofErr w:type="spellEnd"/>
-      <w:r>
-        <w:rPr>
-          <w:b/>
-          <w:bCs/>
-          <w:i/>
-          <w:iCs/>
-        </w:rPr>
-        <w:t xml:space="preserve"> remote </w:t>
-      </w:r>
-      <w:proofErr w:type="spellStart"/>
-      <w:r>
-        <w:rPr>
-          <w:b/>
-          <w:bCs/>
-          <w:i/>
-          <w:iCs/>
-        </w:rPr>
-        <w:t>add</w:t>
-      </w:r>
-      <w:proofErr w:type="spellEnd"/>
-      <w:r>
-        <w:rPr>
-          <w:b/>
-          <w:bCs/>
-          <w:i/>
-          <w:iCs/>
-        </w:rPr>
-        <w:t xml:space="preserve"> </w:t>
-      </w:r>
-      <w:proofErr w:type="spellStart"/>
-      <w:r>
-        <w:rPr>
-          <w:b/>
-          <w:bCs/>
-          <w:i/>
-          <w:iCs/>
-        </w:rPr>
-        <w:t>origin</w:t>
-      </w:r>
-      <w:proofErr w:type="spellEnd"/>
-      <w:r>
-        <w:rPr>
-          <w:b/>
-          <w:bCs/>
-          <w:i/>
-          <w:iCs/>
-        </w:rPr>
-        <w:t xml:space="preserve"> &lt;link del repositorio&gt;, </w:t>
-      </w:r>
-      <w:proofErr w:type="spellStart"/>
-      <w:r>
-        <w:rPr>
-          <w:b/>
-          <w:bCs/>
-          <w:i/>
-          <w:iCs/>
-        </w:rPr>
-        <w:t>git</w:t>
-      </w:r>
-      <w:proofErr w:type="spellEnd"/>
-      <w:r>
-        <w:rPr>
-          <w:b/>
-          <w:bCs/>
-          <w:i/>
-          <w:iCs/>
-        </w:rPr>
-        <w:t xml:space="preserve"> </w:t>
-      </w:r>
-      <w:proofErr w:type="spellStart"/>
-      <w:r>
-        <w:rPr>
-          <w:b/>
-          <w:bCs/>
-          <w:i/>
-          <w:iCs/>
-        </w:rPr>
-        <w:t>fetch</w:t>
-      </w:r>
-      <w:proofErr w:type="spellEnd"/>
-      <w:r>
-        <w:rPr>
-          <w:b/>
-          <w:bCs/>
-          <w:i/>
-          <w:iCs/>
-        </w:rPr>
-        <w:t xml:space="preserve"> </w:t>
-      </w:r>
-      <w:proofErr w:type="spellStart"/>
-      <w:r>
-        <w:rPr>
-          <w:b/>
-          <w:bCs/>
-          <w:i/>
-          <w:iCs/>
-        </w:rPr>
-        <w:t>origin</w:t>
-      </w:r>
-      <w:proofErr w:type="spellEnd"/>
-      <w:r>
-        <w:rPr>
-          <w:b/>
-          <w:bCs/>
-          <w:i/>
-          <w:iCs/>
-        </w:rPr>
-        <w:t xml:space="preserve"> </w:t>
-      </w:r>
-      <w:proofErr w:type="spellStart"/>
-      <w:r>
-        <w:rPr>
-          <w:b/>
-          <w:bCs/>
-          <w:i/>
-          <w:iCs/>
-        </w:rPr>
-        <w:t>main</w:t>
-      </w:r>
-      <w:proofErr w:type="spellEnd"/>
-      <w:r>
-        <w:rPr>
-          <w:b/>
-          <w:bCs/>
-          <w:i/>
-          <w:iCs/>
-        </w:rPr>
-        <w:t xml:space="preserve">, </w:t>
-      </w:r>
-      <w:proofErr w:type="spellStart"/>
-      <w:r>
-        <w:rPr>
-          <w:b/>
-          <w:bCs/>
-          <w:i/>
-          <w:iCs/>
-        </w:rPr>
-        <w:t>git</w:t>
-      </w:r>
-      <w:proofErr w:type="spellEnd"/>
-      <w:r>
-        <w:rPr>
-          <w:b/>
-          <w:bCs/>
-          <w:i/>
-          <w:iCs/>
-        </w:rPr>
-        <w:t xml:space="preserve"> </w:t>
-      </w:r>
-      <w:proofErr w:type="spellStart"/>
-      <w:r>
-        <w:rPr>
-          <w:b/>
-          <w:bCs/>
-          <w:i/>
-          <w:iCs/>
-        </w:rPr>
-        <w:t>pull</w:t>
-      </w:r>
-      <w:proofErr w:type="spellEnd"/>
-      <w:r>
-        <w:rPr>
-          <w:b/>
-          <w:bCs/>
-          <w:i/>
-          <w:iCs/>
-        </w:rPr>
-        <w:t xml:space="preserve"> </w:t>
-      </w:r>
-      <w:proofErr w:type="spellStart"/>
-      <w:r>
-        <w:rPr>
-          <w:b/>
-          <w:bCs/>
-          <w:i/>
-          <w:iCs/>
-        </w:rPr>
-        <w:t>origin</w:t>
-      </w:r>
-      <w:proofErr w:type="spellEnd"/>
-      <w:r>
-        <w:rPr>
-          <w:b/>
-          <w:bCs/>
-          <w:i/>
-          <w:iCs/>
-        </w:rPr>
-        <w:t xml:space="preserve"> </w:t>
-      </w:r>
-      <w:proofErr w:type="spellStart"/>
-      <w:r>
-        <w:rPr>
-          <w:b/>
-          <w:bCs/>
-          <w:i/>
-          <w:iCs/>
-        </w:rPr>
-        <w:t>main</w:t>
-      </w:r>
-      <w:proofErr w:type="spellEnd"/>
-      <w:r>
-        <w:rPr>
-          <w:b/>
-          <w:bCs/>
-          <w:i/>
-          <w:iCs/>
-        </w:rPr>
-        <w:t xml:space="preserve"> </w:t>
+        <w:t xml:space="preserve">git remote add origin &lt;link del repositorio&gt;, git fetch origin main, git pull origin main </w:t>
       </w:r>
       <w:r>
         <w:t>y</w:t>
@@ -1692,23 +1307,7 @@
         </w:numPr>
       </w:pPr>
       <w:r>
-        <w:t xml:space="preserve">Luego, </w:t>
-      </w:r>
-      <w:proofErr w:type="spellStart"/>
-      <w:r>
-        <w:t>Adrian</w:t>
-      </w:r>
-      <w:proofErr w:type="spellEnd"/>
-      <w:r>
-        <w:t xml:space="preserve"> procedió con insertar dentro de su carpeta homónima el proyecto de 2 páginas de </w:t>
-      </w:r>
-      <w:proofErr w:type="spellStart"/>
-      <w:r>
-        <w:t>html</w:t>
-      </w:r>
-      <w:proofErr w:type="spellEnd"/>
-      <w:r>
-        <w:t>. Asimismo, aplicamos los conocimientos de organización de archivos/directorios y el capacitado tuvo éxito en estructurar su proyecto.</w:t>
+        <w:t>Luego, Adrian procedió con insertar dentro de su carpeta homónima el proyecto de 2 páginas de html. Asimismo, aplicamos los conocimientos de organización de archivos/directorios y el capacitado tuvo éxito en estructurar su proyecto.</w:t>
       </w:r>
     </w:p>
     <w:p>
@@ -1720,15 +1319,7 @@
         </w:numPr>
       </w:pPr>
       <w:r>
-        <w:t xml:space="preserve">Luego, </w:t>
-      </w:r>
-      <w:proofErr w:type="spellStart"/>
-      <w:r>
-        <w:t>Adrian</w:t>
-      </w:r>
-      <w:proofErr w:type="spellEnd"/>
-      <w:r>
-        <w:t xml:space="preserve"> en su terminal, </w:t>
+        <w:t xml:space="preserve">Luego, Adrian en su terminal, </w:t>
       </w:r>
       <w:r>
         <w:t xml:space="preserve">se movió hasta el directorio de sus archivos </w:t>
@@ -1745,7 +1336,6 @@
       <w:r>
         <w:t xml:space="preserve"> los siguientes comandos: </w:t>
       </w:r>
-      <w:proofErr w:type="spellStart"/>
       <w:r>
         <w:rPr>
           <w:b/>
@@ -1753,9 +1343,11 @@
           <w:i/>
           <w:iCs/>
         </w:rPr>
-        <w:t>git</w:t>
-      </w:r>
-      <w:proofErr w:type="spellEnd"/>
+        <w:t xml:space="preserve">git add ., git commit -m ‘commit de Adrian’ </w:t>
+      </w:r>
+      <w:r>
+        <w:t xml:space="preserve">y al final, hizo un </w:t>
+      </w:r>
       <w:r>
         <w:rPr>
           <w:b/>
@@ -1763,10 +1355,8 @@
           <w:i/>
           <w:iCs/>
         </w:rPr>
-        <w:t xml:space="preserve"> </w:t>
-      </w:r>
-      <w:proofErr w:type="spellStart"/>
-      <w:proofErr w:type="gramStart"/>
+        <w:t>git push</w:t>
+      </w:r>
       <w:r>
         <w:rPr>
           <w:b/>
@@ -1774,162 +1364,14 @@
           <w:i/>
           <w:iCs/>
         </w:rPr>
-        <w:t>add</w:t>
-      </w:r>
-      <w:proofErr w:type="spellEnd"/>
-      <w:r>
-        <w:rPr>
-          <w:b/>
-          <w:bCs/>
-          <w:i/>
-          <w:iCs/>
-        </w:rPr>
-        <w:t xml:space="preserve"> .</w:t>
-      </w:r>
-      <w:proofErr w:type="gramEnd"/>
-      <w:r>
-        <w:rPr>
-          <w:b/>
-          <w:bCs/>
-          <w:i/>
-          <w:iCs/>
-        </w:rPr>
-        <w:t xml:space="preserve">, </w:t>
-      </w:r>
-      <w:proofErr w:type="spellStart"/>
-      <w:r>
-        <w:rPr>
-          <w:b/>
-          <w:bCs/>
-          <w:i/>
-          <w:iCs/>
-        </w:rPr>
-        <w:t>git</w:t>
-      </w:r>
-      <w:proofErr w:type="spellEnd"/>
-      <w:r>
-        <w:rPr>
-          <w:b/>
-          <w:bCs/>
-          <w:i/>
-          <w:iCs/>
-        </w:rPr>
         <w:t xml:space="preserve"> </w:t>
       </w:r>
-      <w:proofErr w:type="spellStart"/>
-      <w:r>
-        <w:rPr>
-          <w:b/>
-          <w:bCs/>
-          <w:i/>
-          <w:iCs/>
-        </w:rPr>
-        <w:t>commit</w:t>
-      </w:r>
-      <w:proofErr w:type="spellEnd"/>
-      <w:r>
-        <w:rPr>
-          <w:b/>
-          <w:bCs/>
-          <w:i/>
-          <w:iCs/>
-        </w:rPr>
-        <w:t xml:space="preserve"> -m ‘</w:t>
-      </w:r>
-      <w:proofErr w:type="spellStart"/>
-      <w:r>
-        <w:rPr>
-          <w:b/>
-          <w:bCs/>
-          <w:i/>
-          <w:iCs/>
-        </w:rPr>
-        <w:t>commit</w:t>
-      </w:r>
-      <w:proofErr w:type="spellEnd"/>
-      <w:r>
-        <w:rPr>
-          <w:b/>
-          <w:bCs/>
-          <w:i/>
-          <w:iCs/>
-        </w:rPr>
-        <w:t xml:space="preserve"> de </w:t>
-      </w:r>
-      <w:proofErr w:type="spellStart"/>
-      <w:r>
-        <w:rPr>
-          <w:b/>
-          <w:bCs/>
-          <w:i/>
-          <w:iCs/>
-        </w:rPr>
-        <w:t>Adrian</w:t>
-      </w:r>
-      <w:proofErr w:type="spellEnd"/>
-      <w:r>
-        <w:rPr>
-          <w:b/>
-          <w:bCs/>
-          <w:i/>
-          <w:iCs/>
-        </w:rPr>
-        <w:t xml:space="preserve">’ </w:t>
-      </w:r>
-      <w:r>
-        <w:t xml:space="preserve">y al final, hizo un </w:t>
-      </w:r>
-      <w:proofErr w:type="spellStart"/>
-      <w:r>
-        <w:rPr>
-          <w:b/>
-          <w:bCs/>
-          <w:i/>
-          <w:iCs/>
-        </w:rPr>
-        <w:t>git</w:t>
-      </w:r>
-      <w:proofErr w:type="spellEnd"/>
-      <w:r>
-        <w:rPr>
-          <w:b/>
-          <w:bCs/>
-          <w:i/>
-          <w:iCs/>
-        </w:rPr>
-        <w:t xml:space="preserve"> </w:t>
-      </w:r>
-      <w:proofErr w:type="spellStart"/>
-      <w:r>
-        <w:rPr>
-          <w:b/>
-          <w:bCs/>
-          <w:i/>
-          <w:iCs/>
-        </w:rPr>
-        <w:t>push</w:t>
-      </w:r>
-      <w:proofErr w:type="spellEnd"/>
-      <w:r>
-        <w:rPr>
-          <w:b/>
-          <w:bCs/>
-          <w:i/>
-          <w:iCs/>
-        </w:rPr>
-        <w:t xml:space="preserve"> </w:t>
-      </w:r>
       <w:r>
         <w:t xml:space="preserve">para subir sus archivos </w:t>
       </w:r>
       <w:r>
-        <w:t xml:space="preserve">al repositorio de la </w:t>
-      </w:r>
-      <w:proofErr w:type="gramStart"/>
-      <w:r>
-        <w:t>nube</w:t>
-      </w:r>
-      <w:proofErr w:type="gramEnd"/>
+        <w:t>al repositorio de la nube</w:t>
+      </w:r>
       <w:r>
         <w:t xml:space="preserve"> pero no fue posible ya que no cuenta con los permisos de colaborador.</w:t>
       </w:r>
@@ -3561,6 +3003,7 @@
   <w:style w:type="character" w:default="1" w:styleId="Fuentedeprrafopredeter">
     <w:name w:val="Default Paragraph Font"/>
     <w:uiPriority w:val="1"/>
+    <w:semiHidden/>
     <w:unhideWhenUsed/>
   </w:style>
   <w:style w:type="table" w:default="1" w:styleId="Tablanormal">
